--- a/research/多模态电网潮流计算_项目描述与调研框架.docx
+++ b/research/多模态电网潮流计算_项目描述与调研框架.docx
@@ -1050,7 +1050,7 @@
                 <w:color w:val="20252B"/>
                 <w:sz w:val="20"/>
               </w:rPr>
-              <w:t>项目代码与研究材料同步维护于：https://github.com/Hevensh/SimGenr（私人仓库）。</w:t>
+              <w:t>项目代码与研究材料同步维护于：https://github.com/Hevensh/SimGenr。</w:t>
             </w:r>
           </w:p>
         </w:tc>
